--- a/flow/20230914_vu_template/drafts/2024-06-u/21-ПТ-Юліана.docx
+++ b/flow/20230914_vu_template/drafts/2024-06-u/21-ПТ-Юліана.docx
@@ -3,22 +3,62 @@
 <w:document xmlns:mc="http://schemas.openxmlformats.org/markup-compatibility/2006" xmlns:o="urn:schemas-microsoft-com:office:office" xmlns:r="http://schemas.openxmlformats.org/officeDocument/2006/relationships" xmlns:m="http://schemas.openxmlformats.org/officeDocument/2006/math" xmlns:v="urn:schemas-microsoft-com:vml" xmlns:wp="http://schemas.openxmlformats.org/drawingml/2006/wordprocessingDrawing" xmlns:w10="urn:schemas-microsoft-com:office:word" xmlns:w="http://schemas.openxmlformats.org/wordprocessingml/2006/main" xmlns:wne="http://schemas.microsoft.com/office/word/2006/wordml" xmlns:sl="http://schemas.openxmlformats.org/schemaLibrary/2006/main" xmlns:a="http://schemas.openxmlformats.org/drawingml/2006/main" xmlns:pic="http://schemas.openxmlformats.org/drawingml/2006/picture" xmlns:c="http://schemas.openxmlformats.org/drawingml/2006/chart" xmlns:lc="http://schemas.openxmlformats.org/drawingml/2006/lockedCanvas" xmlns:dgm="http://schemas.openxmlformats.org/drawingml/2006/diagram" xmlns:wps="http://schemas.microsoft.com/office/word/2010/wordprocessingShape" xmlns:wpg="http://schemas.microsoft.com/office/word/2010/wordprocessingGroup" xmlns:w14="http://schemas.microsoft.com/office/word/2010/wordml" xmlns:w15="http://schemas.microsoft.com/office/word/2012/wordml">
   <w:body>
     <w:p>
-      <w:r>
-        <w:rPr>
-          <w:rFonts w:ascii="Times New Roman" w:hAnsi="Times New Roman"/>
-          <w:b/>
-          <w:sz w:val="24"/>
-        </w:rPr>
-        <w:t>Червень 21, П'ятниця</w:t>
-      </w:r>
-    </w:p>
-    <w:p>
-      <w:r>
-        <w:rPr>
-          <w:rFonts w:ascii="Times New Roman" w:hAnsi="Times New Roman"/>
-          <w:sz w:val="24"/>
-        </w:rPr>
-        <w:t>Віддання Вознесіння. Св. мч. Юліана Тарсійського</w:t>
+      <w:pPr>
+        <w:pBdr>
+          <w:top w:space="0" w:sz="0" w:val="nil"/>
+          <w:left w:space="0" w:sz="0" w:val="nil"/>
+          <w:bottom w:space="0" w:sz="0" w:val="nil"/>
+          <w:right w:space="0" w:sz="0" w:val="nil"/>
+          <w:between w:space="0" w:sz="0" w:val="nil"/>
+        </w:pBdr>
+        <w:spacing w:after="120" w:lineRule="auto"/>
+        <w:rPr>
+          <w:rFonts w:ascii="Times New Roman" w:cs="Times New Roman" w:eastAsia="Times New Roman" w:hAnsi="Times New Roman"/>
+          <w:color w:val="000000"/>
+          <w:sz w:val="24"/>
+          <w:szCs w:val="24"/>
+        </w:rPr>
+      </w:pPr>
+      <w:r>
+        <w:rPr>
+          <w:rFonts w:ascii="Times New Roman" w:cs="Times New Roman" w:eastAsia="Times New Roman" w:hAnsi="Times New Roman"/>
+          <w:color w:val="000000"/>
+          <w:sz w:val="24"/>
+          <w:szCs w:val="24"/>
+          <w:rtl w:val="0"/>
+        </w:rPr>
+        <w:t xml:space="preserve">Червень 2 П'ятниця</w:t>
+        <w:br w:type="textWrapping"/>
+        <w:t xml:space="preserve">2 (20) Віддання Вознесення.</w:t>
+      </w:r>
+    </w:p>
+    <w:p>
+      <w:pPr>
+        <w:pBdr>
+          <w:top w:space="0" w:sz="0" w:val="nil"/>
+          <w:left w:space="0" w:sz="0" w:val="nil"/>
+          <w:bottom w:space="0" w:sz="0" w:val="nil"/>
+          <w:right w:space="0" w:sz="0" w:val="nil"/>
+          <w:between w:space="0" w:sz="0" w:val="nil"/>
+        </w:pBdr>
+        <w:spacing w:after="120" w:lineRule="auto"/>
+        <w:rPr>
+          <w:rFonts w:ascii="Times New Roman" w:cs="Times New Roman" w:eastAsia="Times New Roman" w:hAnsi="Times New Roman"/>
+          <w:color w:val="000000"/>
+          <w:sz w:val="24"/>
+          <w:szCs w:val="24"/>
+        </w:rPr>
+      </w:pPr>
+      <w:r>
+        <w:rPr>
+          <w:rFonts w:ascii="Times New Roman" w:cs="Times New Roman" w:eastAsia="Times New Roman" w:hAnsi="Times New Roman"/>
+          <w:color w:val="000000"/>
+          <w:sz w:val="24"/>
+          <w:szCs w:val="24"/>
+          <w:rtl w:val="0"/>
+        </w:rPr>
+        <w:t xml:space="preserve">Св. мч. Талалея.</w:t>
+        <w:br w:type="textWrapping"/>
       </w:r>
     </w:p>
     <w:p>
@@ -52,19 +92,33 @@
       </w:pPr>
       <w:r>
         <w:rPr>
-          <w:rFonts w:ascii="Times New Roman" w:hAnsi="Times New Roman"/>
-          <w:i/>
-          <w:color w:val="FF4400"/>
-          <w:sz w:val="24"/>
-        </w:rPr>
-        <w:t>Священик:</w:t>
-      </w:r>
-      <w:r>
-        <w:rPr>
-          <w:rFonts w:ascii="Times New Roman" w:hAnsi="Times New Roman"/>
-          <w:sz w:val="24"/>
-        </w:rPr>
-        <w:t xml:space="preserve"> Благословенний Бог наш завжди, нині і повсякчас, і на віки віків.</w:t>
+          <w:rFonts w:ascii="Times New Roman" w:cs="Times New Roman" w:eastAsia="Times New Roman" w:hAnsi="Times New Roman"/>
+          <w:i w:val="1"/>
+          <w:color w:val="ff0000"/>
+          <w:sz w:val="24"/>
+          <w:szCs w:val="24"/>
+          <w:rtl w:val="0"/>
+        </w:rPr>
+        <w:t xml:space="preserve">Священик:</w:t>
+      </w:r>
+      <w:r>
+        <w:rPr>
+          <w:rFonts w:ascii="Times New Roman" w:cs="Times New Roman" w:eastAsia="Times New Roman" w:hAnsi="Times New Roman"/>
+          <w:color w:val="ff0000"/>
+          <w:sz w:val="24"/>
+          <w:szCs w:val="24"/>
+          <w:rtl w:val="0"/>
+        </w:rPr>
+        <w:t xml:space="preserve"> </w:t>
+      </w:r>
+      <w:r>
+        <w:rPr>
+          <w:rFonts w:ascii="Times New Roman" w:cs="Times New Roman" w:eastAsia="Times New Roman" w:hAnsi="Times New Roman"/>
+          <w:sz w:val="24"/>
+          <w:szCs w:val="24"/>
+          <w:rtl w:val="0"/>
+        </w:rPr>
+        <w:t xml:space="preserve">Благословенний Бог наш завжди, нині і повсякчас, і на віки віків.</w:t>
       </w:r>
     </w:p>
     <w:p>
@@ -303,17 +357,21 @@
       </w:pPr>
       <w:r>
         <w:rPr>
-          <w:rFonts w:ascii="Times New Roman" w:hAnsi="Times New Roman"/>
-          <w:i/>
-          <w:color w:val="FF4400"/>
-          <w:sz w:val="24"/>
-        </w:rPr>
-        <w:t>Священик:</w:t>
-      </w:r>
-      <w:r>
-        <w:rPr>
-          <w:rFonts w:ascii="Times New Roman" w:hAnsi="Times New Roman"/>
-          <w:sz w:val="24"/>
+          <w:rFonts w:ascii="Times New Roman" w:cs="Times New Roman" w:eastAsia="Times New Roman" w:hAnsi="Times New Roman"/>
+          <w:i w:val="1"/>
+          <w:color w:val="ff0000"/>
+          <w:sz w:val="24"/>
+          <w:szCs w:val="24"/>
+          <w:rtl w:val="0"/>
+        </w:rPr>
+        <w:t xml:space="preserve">Священик:</w:t>
+      </w:r>
+      <w:r>
+        <w:rPr>
+          <w:rFonts w:ascii="Times New Roman" w:cs="Times New Roman" w:eastAsia="Times New Roman" w:hAnsi="Times New Roman"/>
+          <w:sz w:val="24"/>
+          <w:szCs w:val="24"/>
+          <w:rtl w:val="0"/>
         </w:rPr>
         <w:t xml:space="preserve"> Бо твоє є царство, і сила, і слава, Отця, і Сина, і Святого Духа, нині і повсякчас, і на віки віків.</w:t>
       </w:r>
@@ -2429,17 +2487,21 @@
       </w:pPr>
       <w:r>
         <w:rPr>
-          <w:rFonts w:ascii="Times New Roman" w:hAnsi="Times New Roman"/>
-          <w:i/>
-          <w:color w:val="FF4400"/>
-          <w:sz w:val="24"/>
-        </w:rPr>
-        <w:t>Священик:</w:t>
-      </w:r>
-      <w:r>
-        <w:rPr>
-          <w:rFonts w:ascii="Times New Roman" w:hAnsi="Times New Roman"/>
-          <w:sz w:val="24"/>
+          <w:rFonts w:ascii="Times New Roman" w:cs="Times New Roman" w:eastAsia="Times New Roman" w:hAnsi="Times New Roman"/>
+          <w:i w:val="1"/>
+          <w:color w:val="ff0000"/>
+          <w:sz w:val="24"/>
+          <w:szCs w:val="24"/>
+          <w:rtl w:val="0"/>
+        </w:rPr>
+        <w:t xml:space="preserve">Священик:</w:t>
+      </w:r>
+      <w:r>
+        <w:rPr>
+          <w:rFonts w:ascii="Times New Roman" w:cs="Times New Roman" w:eastAsia="Times New Roman" w:hAnsi="Times New Roman"/>
+          <w:sz w:val="24"/>
+          <w:szCs w:val="24"/>
+          <w:rtl w:val="0"/>
         </w:rPr>
         <w:t xml:space="preserve"> Бо тобі належить усяка слава, честь і поклоніння, Отцю, і Сину, і Святому Духові, нині і повсякчас, і на віки віків.</w:t>
       </w:r>
@@ -3742,19 +3804,33 @@
       </w:pPr>
       <w:r>
         <w:rPr>
-          <w:rFonts w:ascii="Times New Roman" w:hAnsi="Times New Roman"/>
-          <w:i/>
-          <w:color w:val="FF4400"/>
-          <w:sz w:val="24"/>
-        </w:rPr>
-        <w:t>Священик:</w:t>
-      </w:r>
-      <w:r>
-        <w:rPr>
-          <w:rFonts w:ascii="Times New Roman" w:hAnsi="Times New Roman"/>
-          <w:sz w:val="24"/>
-        </w:rPr>
-        <w:t xml:space="preserve"> Мир всім.</w:t>
+          <w:rFonts w:ascii="Times New Roman" w:cs="Times New Roman" w:eastAsia="Times New Roman" w:hAnsi="Times New Roman"/>
+          <w:i w:val="1"/>
+          <w:color w:val="ff0000"/>
+          <w:sz w:val="24"/>
+          <w:szCs w:val="24"/>
+          <w:rtl w:val="0"/>
+        </w:rPr>
+        <w:t xml:space="preserve">Священик:</w:t>
+      </w:r>
+      <w:r>
+        <w:rPr>
+          <w:rFonts w:ascii="Times New Roman" w:cs="Times New Roman" w:eastAsia="Times New Roman" w:hAnsi="Times New Roman"/>
+          <w:color w:val="ff0000"/>
+          <w:sz w:val="24"/>
+          <w:szCs w:val="24"/>
+          <w:rtl w:val="0"/>
+        </w:rPr>
+        <w:t xml:space="preserve"> </w:t>
+      </w:r>
+      <w:r>
+        <w:rPr>
+          <w:rFonts w:ascii="Times New Roman" w:cs="Times New Roman" w:eastAsia="Times New Roman" w:hAnsi="Times New Roman"/>
+          <w:sz w:val="24"/>
+          <w:szCs w:val="24"/>
+          <w:rtl w:val="0"/>
+        </w:rPr>
+        <w:t xml:space="preserve">Мир всім.</w:t>
       </w:r>
     </w:p>
     <w:p>
@@ -4781,19 +4857,33 @@
       </w:pPr>
       <w:r>
         <w:rPr>
-          <w:rFonts w:ascii="Times New Roman" w:hAnsi="Times New Roman"/>
-          <w:i/>
-          <w:color w:val="FF4400"/>
-          <w:sz w:val="24"/>
-        </w:rPr>
-        <w:t>Священик:</w:t>
-      </w:r>
-      <w:r>
-        <w:rPr>
-          <w:rFonts w:ascii="Times New Roman" w:hAnsi="Times New Roman"/>
-          <w:sz w:val="24"/>
-        </w:rPr>
-        <w:t xml:space="preserve"> Бо ти Бог милости, ласк і чоловіколюбности, і тобі славу віддаємо: Отцю, і Сину, і Святому Духові, нині і повсякчас, і на віки віків.</w:t>
+          <w:rFonts w:ascii="Times New Roman" w:cs="Times New Roman" w:eastAsia="Times New Roman" w:hAnsi="Times New Roman"/>
+          <w:i w:val="1"/>
+          <w:color w:val="ff0000"/>
+          <w:sz w:val="24"/>
+          <w:szCs w:val="24"/>
+          <w:rtl w:val="0"/>
+        </w:rPr>
+        <w:t xml:space="preserve">Священик:</w:t>
+      </w:r>
+      <w:r>
+        <w:rPr>
+          <w:rFonts w:ascii="Times New Roman" w:cs="Times New Roman" w:eastAsia="Times New Roman" w:hAnsi="Times New Roman"/>
+          <w:color w:val="ff0000"/>
+          <w:sz w:val="24"/>
+          <w:szCs w:val="24"/>
+          <w:rtl w:val="0"/>
+        </w:rPr>
+        <w:t xml:space="preserve"> </w:t>
+      </w:r>
+      <w:r>
+        <w:rPr>
+          <w:rFonts w:ascii="Times New Roman" w:cs="Times New Roman" w:eastAsia="Times New Roman" w:hAnsi="Times New Roman"/>
+          <w:sz w:val="24"/>
+          <w:szCs w:val="24"/>
+          <w:rtl w:val="0"/>
+        </w:rPr>
+        <w:t xml:space="preserve">Бо ти Бог милости, ласк і чоловіколюбности, і тобі славу віддаємо: Отцю, і Сину, і Святому Духові, нині і повсякчас, і на віки віків.</w:t>
       </w:r>
     </w:p>
     <w:p>
@@ -4849,19 +4939,33 @@
       </w:pPr>
       <w:r>
         <w:rPr>
-          <w:rFonts w:ascii="Times New Roman" w:hAnsi="Times New Roman"/>
-          <w:i/>
-          <w:color w:val="FF4400"/>
-          <w:sz w:val="24"/>
-        </w:rPr>
-        <w:t>Священик:</w:t>
-      </w:r>
-      <w:r>
-        <w:rPr>
-          <w:rFonts w:ascii="Times New Roman" w:hAnsi="Times New Roman"/>
-          <w:sz w:val="24"/>
-        </w:rPr>
-        <w:t xml:space="preserve"> Мир всім.</w:t>
+          <w:rFonts w:ascii="Times New Roman" w:cs="Times New Roman" w:eastAsia="Times New Roman" w:hAnsi="Times New Roman"/>
+          <w:i w:val="1"/>
+          <w:color w:val="ff0000"/>
+          <w:sz w:val="24"/>
+          <w:szCs w:val="24"/>
+          <w:rtl w:val="0"/>
+        </w:rPr>
+        <w:t xml:space="preserve">Священик:</w:t>
+      </w:r>
+      <w:r>
+        <w:rPr>
+          <w:rFonts w:ascii="Times New Roman" w:cs="Times New Roman" w:eastAsia="Times New Roman" w:hAnsi="Times New Roman"/>
+          <w:color w:val="ff0000"/>
+          <w:sz w:val="24"/>
+          <w:szCs w:val="24"/>
+          <w:rtl w:val="0"/>
+        </w:rPr>
+        <w:t xml:space="preserve"> </w:t>
+      </w:r>
+      <w:r>
+        <w:rPr>
+          <w:rFonts w:ascii="Times New Roman" w:cs="Times New Roman" w:eastAsia="Times New Roman" w:hAnsi="Times New Roman"/>
+          <w:sz w:val="24"/>
+          <w:szCs w:val="24"/>
+          <w:rtl w:val="0"/>
+        </w:rPr>
+        <w:t xml:space="preserve">Мир всім.</w:t>
       </w:r>
     </w:p>
     <w:p>
@@ -5009,19 +5113,33 @@
       </w:pPr>
       <w:r>
         <w:rPr>
-          <w:rFonts w:ascii="Times New Roman" w:hAnsi="Times New Roman"/>
-          <w:i/>
-          <w:color w:val="FF4400"/>
-          <w:sz w:val="24"/>
-        </w:rPr>
-        <w:t>Священик:</w:t>
-      </w:r>
-      <w:r>
-        <w:rPr>
-          <w:rFonts w:ascii="Times New Roman" w:hAnsi="Times New Roman"/>
-          <w:sz w:val="24"/>
-        </w:rPr>
-        <w:t xml:space="preserve"> Нехай буде влада царства твого благословенна і дуже прославлена: Отця, і Сина, і Святого Духа, нині і повсякчас, і на віки віків.</w:t>
+          <w:rFonts w:ascii="Times New Roman" w:cs="Times New Roman" w:eastAsia="Times New Roman" w:hAnsi="Times New Roman"/>
+          <w:i w:val="1"/>
+          <w:color w:val="ff0000"/>
+          <w:sz w:val="24"/>
+          <w:szCs w:val="24"/>
+          <w:rtl w:val="0"/>
+        </w:rPr>
+        <w:t xml:space="preserve">Священик:</w:t>
+      </w:r>
+      <w:r>
+        <w:rPr>
+          <w:rFonts w:ascii="Times New Roman" w:cs="Times New Roman" w:eastAsia="Times New Roman" w:hAnsi="Times New Roman"/>
+          <w:color w:val="ff0000"/>
+          <w:sz w:val="24"/>
+          <w:szCs w:val="24"/>
+          <w:rtl w:val="0"/>
+        </w:rPr>
+        <w:t xml:space="preserve"> </w:t>
+      </w:r>
+      <w:r>
+        <w:rPr>
+          <w:rFonts w:ascii="Times New Roman" w:cs="Times New Roman" w:eastAsia="Times New Roman" w:hAnsi="Times New Roman"/>
+          <w:sz w:val="24"/>
+          <w:szCs w:val="24"/>
+          <w:rtl w:val="0"/>
+        </w:rPr>
+        <w:t xml:space="preserve">Нехай буде влада царства твого благословенна і дуже прославлена: Отця, і Сина, і Святого Духа, нині і повсякчас, і на віки віків.</w:t>
       </w:r>
     </w:p>
     <w:p>
@@ -5610,17 +5728,21 @@
       </w:pPr>
       <w:r>
         <w:rPr>
-          <w:rFonts w:ascii="Times New Roman" w:hAnsi="Times New Roman"/>
-          <w:i/>
-          <w:color w:val="FF4400"/>
-          <w:sz w:val="24"/>
-        </w:rPr>
-        <w:t>Священик:</w:t>
-      </w:r>
-      <w:r>
-        <w:rPr>
-          <w:rFonts w:ascii="Times New Roman" w:hAnsi="Times New Roman"/>
-          <w:sz w:val="24"/>
+          <w:rFonts w:ascii="Times New Roman" w:cs="Times New Roman" w:eastAsia="Times New Roman" w:hAnsi="Times New Roman"/>
+          <w:i w:val="1"/>
+          <w:color w:val="ff0000"/>
+          <w:sz w:val="24"/>
+          <w:szCs w:val="24"/>
+          <w:rtl w:val="0"/>
+        </w:rPr>
+        <w:t xml:space="preserve">Священик:</w:t>
+      </w:r>
+      <w:r>
+        <w:rPr>
+          <w:rFonts w:ascii="Times New Roman" w:cs="Times New Roman" w:eastAsia="Times New Roman" w:hAnsi="Times New Roman"/>
+          <w:sz w:val="24"/>
+          <w:szCs w:val="24"/>
+          <w:rtl w:val="0"/>
         </w:rPr>
         <w:t xml:space="preserve"> Бо твоє є царство, і сила, і слава, Отця, і Сина, і Святого Духа, нині і повсякчас, і на віки віків.</w:t>
       </w:r>
@@ -6242,17 +6364,21 @@
       </w:pPr>
       <w:r>
         <w:rPr>
-          <w:rFonts w:ascii="Times New Roman" w:hAnsi="Times New Roman"/>
-          <w:i/>
-          <w:color w:val="FF4400"/>
-          <w:sz w:val="24"/>
-        </w:rPr>
-        <w:t>Священик:</w:t>
-      </w:r>
-      <w:r>
-        <w:rPr>
-          <w:rFonts w:ascii="Times New Roman" w:hAnsi="Times New Roman"/>
-          <w:sz w:val="24"/>
+          <w:rFonts w:ascii="Times New Roman" w:cs="Times New Roman" w:eastAsia="Times New Roman" w:hAnsi="Times New Roman"/>
+          <w:i w:val="1"/>
+          <w:color w:val="ff0000"/>
+          <w:sz w:val="24"/>
+          <w:szCs w:val="24"/>
+          <w:rtl w:val="0"/>
+        </w:rPr>
+        <w:t xml:space="preserve">Священик:</w:t>
+      </w:r>
+      <w:r>
+        <w:rPr>
+          <w:rFonts w:ascii="Times New Roman" w:cs="Times New Roman" w:eastAsia="Times New Roman" w:hAnsi="Times New Roman"/>
+          <w:sz w:val="24"/>
+          <w:szCs w:val="24"/>
+          <w:rtl w:val="0"/>
         </w:rPr>
         <w:t xml:space="preserve"> Бо милостивий і чоловіколюбець Бог єси, і тобі славу возсилаємо: Отцю, і Сину, і Святому Духові, нині і повсякчас, і на віки віків.</w:t>
       </w:r>
@@ -6394,19 +6520,33 @@
       </w:pPr>
       <w:r>
         <w:rPr>
-          <w:rFonts w:ascii="Times New Roman" w:hAnsi="Times New Roman"/>
-          <w:i/>
-          <w:color w:val="FF4400"/>
-          <w:sz w:val="24"/>
-        </w:rPr>
-        <w:t>Священик:</w:t>
-      </w:r>
-      <w:r>
-        <w:rPr>
-          <w:rFonts w:ascii="Times New Roman" w:hAnsi="Times New Roman"/>
-          <w:sz w:val="24"/>
-        </w:rPr>
-        <w:t xml:space="preserve"> Слава тобі, Христе Боже, надіє наша, слава тобі!</w:t>
+          <w:rFonts w:ascii="Times New Roman" w:cs="Times New Roman" w:eastAsia="Times New Roman" w:hAnsi="Times New Roman"/>
+          <w:i w:val="1"/>
+          <w:color w:val="ff0000"/>
+          <w:sz w:val="24"/>
+          <w:szCs w:val="24"/>
+          <w:rtl w:val="0"/>
+        </w:rPr>
+        <w:t xml:space="preserve">Священик:</w:t>
+      </w:r>
+      <w:r>
+        <w:rPr>
+          <w:rFonts w:ascii="Times New Roman" w:cs="Times New Roman" w:eastAsia="Times New Roman" w:hAnsi="Times New Roman"/>
+          <w:color w:val="ff0000"/>
+          <w:sz w:val="24"/>
+          <w:szCs w:val="24"/>
+          <w:rtl w:val="0"/>
+        </w:rPr>
+        <w:t xml:space="preserve"> </w:t>
+      </w:r>
+      <w:r>
+        <w:rPr>
+          <w:rFonts w:ascii="Times New Roman" w:cs="Times New Roman" w:eastAsia="Times New Roman" w:hAnsi="Times New Roman"/>
+          <w:sz w:val="24"/>
+          <w:szCs w:val="24"/>
+          <w:rtl w:val="0"/>
+        </w:rPr>
+        <w:t xml:space="preserve">Слава тобі, Христе Боже, надіє наша, слава тобі!</w:t>
       </w:r>
     </w:p>
     <w:p>
@@ -6481,37 +6621,34 @@
       </w:r>
     </w:p>
     <w:p>
-      <w:r>
-        <w:rPr>
-          <w:rFonts w:ascii="Times New Roman" w:hAnsi="Times New Roman"/>
-          <w:i/>
-          <w:color w:val="FF4400"/>
-          <w:sz w:val="24"/>
-        </w:rPr>
-        <w:t>Священик:</w:t>
-      </w:r>
-      <w:r>
-        <w:rPr>
-          <w:rFonts w:ascii="Times New Roman" w:hAnsi="Times New Roman"/>
-          <w:sz w:val="24"/>
-        </w:rPr>
-        <w:t xml:space="preserve"> Христос, істинний Бог наш - молитвами пречистої Своєї Матері, силою чесного і животворчого хреста, заступництвом святих славних і всехвальних апостолів, святого, </w:t>
-      </w:r>
-      <w:r>
-        <w:rPr>
-          <w:rFonts w:ascii="Times New Roman" w:hAnsi="Times New Roman"/>
-          <w:i/>
-          <w:color w:val="FF4400"/>
-          <w:sz w:val="24"/>
-        </w:rPr>
-        <w:t>якого є храм</w:t>
-      </w:r>
-      <w:r>
-        <w:rPr>
-          <w:rFonts w:ascii="Times New Roman" w:hAnsi="Times New Roman"/>
-          <w:sz w:val="24"/>
-        </w:rPr>
-        <w:t>, святого мученика Юліана Тарсійського і всіх святих - помилує і спасе нас як благий і людинолюбний.</w:t>
+      <w:pPr>
+        <w:spacing w:after="120" w:lineRule="auto"/>
+        <w:jc w:val="both"/>
+        <w:rPr>
+          <w:rFonts w:ascii="Times New Roman" w:cs="Times New Roman" w:eastAsia="Times New Roman" w:hAnsi="Times New Roman"/>
+          <w:sz w:val="24"/>
+          <w:szCs w:val="24"/>
+        </w:rPr>
+      </w:pPr>
+      <w:r>
+        <w:rPr>
+          <w:rFonts w:ascii="Times New Roman" w:cs="Times New Roman" w:eastAsia="Times New Roman" w:hAnsi="Times New Roman"/>
+          <w:i w:val="1"/>
+          <w:color w:val="ff0000"/>
+          <w:sz w:val="24"/>
+          <w:szCs w:val="24"/>
+          <w:rtl w:val="0"/>
+        </w:rPr>
+        <w:t xml:space="preserve">Священик:</w:t>
+      </w:r>
+      <w:r>
+        <w:rPr>
+          <w:rFonts w:ascii="Times New Roman" w:cs="Times New Roman" w:eastAsia="Times New Roman" w:hAnsi="Times New Roman"/>
+          <w:sz w:val="24"/>
+          <w:szCs w:val="24"/>
+          <w:rtl w:val="0"/>
+        </w:rPr>
+        <w:t xml:space="preserve"> Христос, істинний Бог наш, що в славі вознісся від нас на небо і сів праворуч Бога й Отця, спасіння нашого ради, молитвами пречистої своєї Матері, святих славних і всехвальних апостолів, преподобних і богоносних отців наших, і всіх святих, помилує і спасе нас, як благий і чоловіколюбець.</w:t>
       </w:r>
     </w:p>
     <w:p>
@@ -6682,19 +6819,33 @@
       </w:pPr>
       <w:r>
         <w:rPr>
-          <w:rFonts w:ascii="Times New Roman" w:hAnsi="Times New Roman"/>
-          <w:i/>
-          <w:color w:val="FF4400"/>
-          <w:sz w:val="24"/>
-        </w:rPr>
-        <w:t>Священик:</w:t>
-      </w:r>
-      <w:r>
-        <w:rPr>
-          <w:rFonts w:ascii="Times New Roman" w:hAnsi="Times New Roman"/>
-          <w:sz w:val="24"/>
-        </w:rPr>
-        <w:t xml:space="preserve"> Слава святій, одноістотній, животворящій і нероздільній Тройці, завжди, нині і повсякчас, і на віки віків.</w:t>
+          <w:rFonts w:ascii="Times New Roman" w:cs="Times New Roman" w:eastAsia="Times New Roman" w:hAnsi="Times New Roman"/>
+          <w:i w:val="1"/>
+          <w:color w:val="ff0000"/>
+          <w:sz w:val="24"/>
+          <w:szCs w:val="24"/>
+          <w:rtl w:val="0"/>
+        </w:rPr>
+        <w:t xml:space="preserve">Священик</w:t>
+      </w:r>
+      <w:r>
+        <w:rPr>
+          <w:rFonts w:ascii="Times New Roman" w:cs="Times New Roman" w:eastAsia="Times New Roman" w:hAnsi="Times New Roman"/>
+          <w:color w:val="ff0000"/>
+          <w:sz w:val="24"/>
+          <w:szCs w:val="24"/>
+          <w:rtl w:val="0"/>
+        </w:rPr>
+        <w:t xml:space="preserve">: </w:t>
+      </w:r>
+      <w:r>
+        <w:rPr>
+          <w:rFonts w:ascii="Times New Roman" w:cs="Times New Roman" w:eastAsia="Times New Roman" w:hAnsi="Times New Roman"/>
+          <w:sz w:val="24"/>
+          <w:szCs w:val="24"/>
+          <w:rtl w:val="0"/>
+        </w:rPr>
+        <w:t xml:space="preserve">Слава святій, одноістотній, животворящій і нероздільній Тройці, завжди, нині і повсякчас, і на віки віків.</w:t>
       </w:r>
     </w:p>
     <w:p>
@@ -10456,17 +10607,21 @@
       </w:pPr>
       <w:r>
         <w:rPr>
-          <w:rFonts w:ascii="Times New Roman" w:hAnsi="Times New Roman"/>
-          <w:i/>
-          <w:color w:val="FF4400"/>
-          <w:sz w:val="24"/>
-        </w:rPr>
-        <w:t>Священик:</w:t>
-      </w:r>
-      <w:r>
-        <w:rPr>
-          <w:rFonts w:ascii="Times New Roman" w:hAnsi="Times New Roman"/>
-          <w:sz w:val="24"/>
+          <w:rFonts w:ascii="Times New Roman" w:cs="Times New Roman" w:eastAsia="Times New Roman" w:hAnsi="Times New Roman"/>
+          <w:i w:val="1"/>
+          <w:color w:val="ff0000"/>
+          <w:sz w:val="24"/>
+          <w:szCs w:val="24"/>
+          <w:rtl w:val="0"/>
+        </w:rPr>
+        <w:t xml:space="preserve">Священик:</w:t>
+      </w:r>
+      <w:r>
+        <w:rPr>
+          <w:rFonts w:ascii="Times New Roman" w:cs="Times New Roman" w:eastAsia="Times New Roman" w:hAnsi="Times New Roman"/>
+          <w:sz w:val="24"/>
+          <w:szCs w:val="24"/>
+          <w:rtl w:val="0"/>
         </w:rPr>
         <w:t xml:space="preserve"> Бо тобі належить усяка слава, честь і поклоніння, Отцю, і Сину, і Святому Духові, нині і повсякчас, і на віки віків.</w:t>
       </w:r>
@@ -11146,19 +11301,33 @@
       </w:pPr>
       <w:r>
         <w:rPr>
-          <w:rFonts w:ascii="Times New Roman" w:hAnsi="Times New Roman"/>
-          <w:i/>
-          <w:color w:val="FF4400"/>
-          <w:sz w:val="24"/>
-        </w:rPr>
-        <w:t>Священик:</w:t>
-      </w:r>
-      <w:r>
-        <w:rPr>
-          <w:rFonts w:ascii="Times New Roman" w:hAnsi="Times New Roman"/>
-          <w:sz w:val="24"/>
-        </w:rPr>
-        <w:t xml:space="preserve"> Бо Твоя влада і Твоє єсть царство і сила, і слава Отця, і Сина, і Святого Духа, нині і повсякчас, і на віки віків.</w:t>
+          <w:rFonts w:ascii="Times New Roman" w:cs="Times New Roman" w:eastAsia="Times New Roman" w:hAnsi="Times New Roman"/>
+          <w:i w:val="1"/>
+          <w:color w:val="ff0000"/>
+          <w:sz w:val="24"/>
+          <w:szCs w:val="24"/>
+          <w:rtl w:val="0"/>
+        </w:rPr>
+        <w:t xml:space="preserve">Священик: </w:t>
+      </w:r>
+      <w:r>
+        <w:rPr>
+          <w:rFonts w:ascii="Times New Roman" w:cs="Times New Roman" w:eastAsia="Times New Roman" w:hAnsi="Times New Roman"/>
+          <w:color w:val="000000"/>
+          <w:sz w:val="24"/>
+          <w:szCs w:val="24"/>
+          <w:rtl w:val="0"/>
+        </w:rPr>
+        <w:t xml:space="preserve">Бо Твоя влада і Твоє єсть царство і сила, і слава Отця, і Сина, і Святого Духа</w:t>
+      </w:r>
+      <w:r>
+        <w:rPr>
+          <w:rFonts w:ascii="Times New Roman" w:cs="Times New Roman" w:eastAsia="Times New Roman" w:hAnsi="Times New Roman"/>
+          <w:sz w:val="24"/>
+          <w:szCs w:val="24"/>
+          <w:rtl w:val="0"/>
+        </w:rPr>
+        <w:t xml:space="preserve">, нині і повсякчас, і на віки віків.</w:t>
       </w:r>
     </w:p>
     <w:p>
@@ -11580,19 +11749,33 @@
       </w:pPr>
       <w:r>
         <w:rPr>
-          <w:rFonts w:ascii="Times New Roman" w:hAnsi="Times New Roman"/>
-          <w:i/>
-          <w:color w:val="FF4400"/>
-          <w:sz w:val="24"/>
-        </w:rPr>
-        <w:t>Священик:</w:t>
-      </w:r>
-      <w:r>
-        <w:rPr>
-          <w:rFonts w:ascii="Times New Roman" w:hAnsi="Times New Roman"/>
-          <w:sz w:val="24"/>
-        </w:rPr>
-        <w:t xml:space="preserve"> Бо Ти благий і Чоловіколюбець Бог єси і Тобі славу возсилаємо Отцю, і Сину, і Святому Духові, нині і повсякчас, і на віки віків.</w:t>
+          <w:rFonts w:ascii="Times New Roman" w:cs="Times New Roman" w:eastAsia="Times New Roman" w:hAnsi="Times New Roman"/>
+          <w:i w:val="1"/>
+          <w:color w:val="ff0000"/>
+          <w:sz w:val="24"/>
+          <w:szCs w:val="24"/>
+          <w:rtl w:val="0"/>
+        </w:rPr>
+        <w:t xml:space="preserve">Священик: </w:t>
+      </w:r>
+      <w:r>
+        <w:rPr>
+          <w:rFonts w:ascii="Times New Roman" w:cs="Times New Roman" w:eastAsia="Times New Roman" w:hAnsi="Times New Roman"/>
+          <w:color w:val="000000"/>
+          <w:sz w:val="24"/>
+          <w:szCs w:val="24"/>
+          <w:rtl w:val="0"/>
+        </w:rPr>
+        <w:t xml:space="preserve">Бо Ти благий і Чоловіколюбець Бог єси і Тобі славу возсилаємо Отцю, і Сину, і Святому Духові</w:t>
+      </w:r>
+      <w:r>
+        <w:rPr>
+          <w:rFonts w:ascii="Times New Roman" w:cs="Times New Roman" w:eastAsia="Times New Roman" w:hAnsi="Times New Roman"/>
+          <w:sz w:val="24"/>
+          <w:szCs w:val="24"/>
+          <w:rtl w:val="0"/>
+        </w:rPr>
+        <w:t xml:space="preserve">, нині і повсякчас, і на віки віків.</w:t>
       </w:r>
     </w:p>
     <w:p>
@@ -13289,19 +13472,33 @@
       </w:pPr>
       <w:r>
         <w:rPr>
-          <w:rFonts w:ascii="Times New Roman" w:hAnsi="Times New Roman"/>
-          <w:i/>
-          <w:color w:val="FF4400"/>
-          <w:sz w:val="24"/>
-        </w:rPr>
-        <w:t>Священик:</w:t>
-      </w:r>
-      <w:r>
-        <w:rPr>
-          <w:rFonts w:ascii="Times New Roman" w:hAnsi="Times New Roman"/>
-          <w:sz w:val="24"/>
-        </w:rPr>
-        <w:t xml:space="preserve"> Бо Ти Бог наш і Тобі славу возсилаємо: Отцю, і Сину, і Святому Духові, нині і повсякчас, і на віки віків.</w:t>
+          <w:rFonts w:ascii="Times New Roman" w:cs="Times New Roman" w:eastAsia="Times New Roman" w:hAnsi="Times New Roman"/>
+          <w:i w:val="1"/>
+          <w:color w:val="ff0000"/>
+          <w:sz w:val="24"/>
+          <w:szCs w:val="24"/>
+          <w:rtl w:val="0"/>
+        </w:rPr>
+        <w:t xml:space="preserve">Священик: </w:t>
+      </w:r>
+      <w:r>
+        <w:rPr>
+          <w:rFonts w:ascii="Times New Roman" w:cs="Times New Roman" w:eastAsia="Times New Roman" w:hAnsi="Times New Roman"/>
+          <w:color w:val="000000"/>
+          <w:sz w:val="24"/>
+          <w:szCs w:val="24"/>
+          <w:rtl w:val="0"/>
+        </w:rPr>
+        <w:t xml:space="preserve">Бо Ти Бог наш і Тобі славу возсилаємо: Отцю, і Сину, і Святому Духові</w:t>
+      </w:r>
+      <w:r>
+        <w:rPr>
+          <w:rFonts w:ascii="Times New Roman" w:cs="Times New Roman" w:eastAsia="Times New Roman" w:hAnsi="Times New Roman"/>
+          <w:sz w:val="24"/>
+          <w:szCs w:val="24"/>
+          <w:rtl w:val="0"/>
+        </w:rPr>
+        <w:t xml:space="preserve">, нині і повсякчас, і на віки віків.</w:t>
       </w:r>
     </w:p>
     <w:p>
@@ -14656,19 +14853,33 @@
       </w:pPr>
       <w:r>
         <w:rPr>
-          <w:rFonts w:ascii="Times New Roman" w:hAnsi="Times New Roman"/>
-          <w:i/>
-          <w:color w:val="FF4400"/>
-          <w:sz w:val="24"/>
-        </w:rPr>
-        <w:t>Священик:</w:t>
-      </w:r>
-      <w:r>
-        <w:rPr>
-          <w:rFonts w:ascii="Times New Roman" w:hAnsi="Times New Roman"/>
-          <w:sz w:val="24"/>
-        </w:rPr>
-        <w:t xml:space="preserve"> Бо Ти цар миру і Спас душ наших і Тобі славу возсилаємо: Отцю, і Сину, і Святому Духові, нині і повсякчас, і на віки віків.</w:t>
+          <w:rFonts w:ascii="Times New Roman" w:cs="Times New Roman" w:eastAsia="Times New Roman" w:hAnsi="Times New Roman"/>
+          <w:i w:val="1"/>
+          <w:color w:val="ff0000"/>
+          <w:sz w:val="24"/>
+          <w:szCs w:val="24"/>
+          <w:rtl w:val="0"/>
+        </w:rPr>
+        <w:t xml:space="preserve">Священик: </w:t>
+      </w:r>
+      <w:r>
+        <w:rPr>
+          <w:rFonts w:ascii="Times New Roman" w:cs="Times New Roman" w:eastAsia="Times New Roman" w:hAnsi="Times New Roman"/>
+          <w:color w:val="000000"/>
+          <w:sz w:val="24"/>
+          <w:szCs w:val="24"/>
+          <w:rtl w:val="0"/>
+        </w:rPr>
+        <w:t xml:space="preserve">Бо Ти цар миру і Спас душ наших і Тобі славу возсилаємо: Отцю, і Сину, і Святому Духові</w:t>
+      </w:r>
+      <w:r>
+        <w:rPr>
+          <w:rFonts w:ascii="Times New Roman" w:cs="Times New Roman" w:eastAsia="Times New Roman" w:hAnsi="Times New Roman"/>
+          <w:sz w:val="24"/>
+          <w:szCs w:val="24"/>
+          <w:rtl w:val="0"/>
+        </w:rPr>
+        <w:t xml:space="preserve">, нині і повсякчас, і на віки віків.</w:t>
       </w:r>
     </w:p>
     <w:p>
@@ -16315,19 +16526,33 @@
       </w:pPr>
       <w:r>
         <w:rPr>
-          <w:rFonts w:ascii="Times New Roman" w:hAnsi="Times New Roman"/>
-          <w:i/>
-          <w:color w:val="FF4400"/>
-          <w:sz w:val="24"/>
-        </w:rPr>
-        <w:t>Священик:</w:t>
-      </w:r>
-      <w:r>
-        <w:rPr>
-          <w:rFonts w:ascii="Times New Roman" w:hAnsi="Times New Roman"/>
-          <w:sz w:val="24"/>
-        </w:rPr>
-        <w:t xml:space="preserve"> Бо Тебе хвалять усі сили небесні і Тобі славу возсилаємо: Отцю, і Сину, і Святому Духові, нині і повсякчас, і на віки віків.</w:t>
+          <w:rFonts w:ascii="Times New Roman" w:cs="Times New Roman" w:eastAsia="Times New Roman" w:hAnsi="Times New Roman"/>
+          <w:i w:val="1"/>
+          <w:color w:val="ff0000"/>
+          <w:sz w:val="24"/>
+          <w:szCs w:val="24"/>
+          <w:rtl w:val="0"/>
+        </w:rPr>
+        <w:t xml:space="preserve">Священик: </w:t>
+      </w:r>
+      <w:r>
+        <w:rPr>
+          <w:rFonts w:ascii="Times New Roman" w:cs="Times New Roman" w:eastAsia="Times New Roman" w:hAnsi="Times New Roman"/>
+          <w:color w:val="000000"/>
+          <w:sz w:val="24"/>
+          <w:szCs w:val="24"/>
+          <w:rtl w:val="0"/>
+        </w:rPr>
+        <w:t xml:space="preserve">Бо Тебе хвалять усі сили небесні і Тобі славу возсилаємо: Отцю, і Сину, і Святому Духові</w:t>
+      </w:r>
+      <w:r>
+        <w:rPr>
+          <w:rFonts w:ascii="Times New Roman" w:cs="Times New Roman" w:eastAsia="Times New Roman" w:hAnsi="Times New Roman"/>
+          <w:sz w:val="24"/>
+          <w:szCs w:val="24"/>
+          <w:rtl w:val="0"/>
+        </w:rPr>
+        <w:t xml:space="preserve">, нині і повсякчас, і на віки віків.</w:t>
       </w:r>
     </w:p>
     <w:p>
@@ -17486,17 +17711,22 @@
       </w:pPr>
       <w:r>
         <w:rPr>
-          <w:rFonts w:ascii="Times New Roman" w:hAnsi="Times New Roman"/>
-          <w:i/>
-          <w:color w:val="FF4400"/>
-          <w:sz w:val="24"/>
-        </w:rPr>
-        <w:t>Священик:</w:t>
-      </w:r>
-      <w:r>
-        <w:rPr>
-          <w:rFonts w:ascii="Times New Roman" w:hAnsi="Times New Roman"/>
-          <w:sz w:val="24"/>
+          <w:rFonts w:ascii="Times New Roman" w:cs="Times New Roman" w:eastAsia="Times New Roman" w:hAnsi="Times New Roman"/>
+          <w:i w:val="1"/>
+          <w:color w:val="ff0000"/>
+          <w:sz w:val="24"/>
+          <w:szCs w:val="24"/>
+          <w:rtl w:val="0"/>
+        </w:rPr>
+        <w:t xml:space="preserve">Священик:</w:t>
+      </w:r>
+      <w:r>
+        <w:rPr>
+          <w:rFonts w:ascii="Times New Roman" w:cs="Times New Roman" w:eastAsia="Times New Roman" w:hAnsi="Times New Roman"/>
+          <w:color w:val="000000"/>
+          <w:sz w:val="24"/>
+          <w:szCs w:val="24"/>
+          <w:rtl w:val="0"/>
         </w:rPr>
         <w:t xml:space="preserve"> Слава Тобі, що Світло нам показав! </w:t>
       </w:r>
@@ -18525,17 +18755,21 @@
       </w:pPr>
       <w:r>
         <w:rPr>
-          <w:rFonts w:ascii="Times New Roman" w:hAnsi="Times New Roman"/>
-          <w:i/>
-          <w:color w:val="FF4400"/>
-          <w:sz w:val="24"/>
-        </w:rPr>
-        <w:t>Священик:</w:t>
-      </w:r>
-      <w:r>
-        <w:rPr>
-          <w:rFonts w:ascii="Times New Roman" w:hAnsi="Times New Roman"/>
-          <w:sz w:val="24"/>
+          <w:rFonts w:ascii="Times New Roman" w:cs="Times New Roman" w:eastAsia="Times New Roman" w:hAnsi="Times New Roman"/>
+          <w:i w:val="1"/>
+          <w:color w:val="ff0000"/>
+          <w:sz w:val="24"/>
+          <w:szCs w:val="24"/>
+          <w:rtl w:val="0"/>
+        </w:rPr>
+        <w:t xml:space="preserve">Священик:</w:t>
+      </w:r>
+      <w:r>
+        <w:rPr>
+          <w:rFonts w:ascii="Times New Roman" w:cs="Times New Roman" w:eastAsia="Times New Roman" w:hAnsi="Times New Roman"/>
+          <w:sz w:val="24"/>
+          <w:szCs w:val="24"/>
+          <w:rtl w:val="0"/>
         </w:rPr>
         <w:t xml:space="preserve"> Бо милостивий і чоловіколюбець Бог єси, і тобі славу возсилаємо, Отцю, і Сину, і Святому Духові, нині і повсякчас, і на віки віків.</w:t>
       </w:r>
@@ -19203,19 +19437,33 @@
       </w:pPr>
       <w:r>
         <w:rPr>
-          <w:rFonts w:ascii="Times New Roman" w:hAnsi="Times New Roman"/>
-          <w:i/>
-          <w:color w:val="FF4400"/>
-          <w:sz w:val="24"/>
-        </w:rPr>
-        <w:t>Священик:</w:t>
-      </w:r>
-      <w:r>
-        <w:rPr>
-          <w:rFonts w:ascii="Times New Roman" w:hAnsi="Times New Roman"/>
-          <w:sz w:val="24"/>
-        </w:rPr>
-        <w:t xml:space="preserve"> Бо ти Бог милости, ласк і чоловіколюбности, і тобі славу віддаємо: Отцю, і Сину, і Святому Духові, нині і повсякчас, і на віки віків.</w:t>
+          <w:rFonts w:ascii="Times New Roman" w:cs="Times New Roman" w:eastAsia="Times New Roman" w:hAnsi="Times New Roman"/>
+          <w:i w:val="1"/>
+          <w:color w:val="ff0000"/>
+          <w:sz w:val="24"/>
+          <w:szCs w:val="24"/>
+          <w:rtl w:val="0"/>
+        </w:rPr>
+        <w:t xml:space="preserve">Священик:</w:t>
+      </w:r>
+      <w:r>
+        <w:rPr>
+          <w:rFonts w:ascii="Times New Roman" w:cs="Times New Roman" w:eastAsia="Times New Roman" w:hAnsi="Times New Roman"/>
+          <w:color w:val="ff0000"/>
+          <w:sz w:val="24"/>
+          <w:szCs w:val="24"/>
+          <w:rtl w:val="0"/>
+        </w:rPr>
+        <w:t xml:space="preserve"> </w:t>
+      </w:r>
+      <w:r>
+        <w:rPr>
+          <w:rFonts w:ascii="Times New Roman" w:cs="Times New Roman" w:eastAsia="Times New Roman" w:hAnsi="Times New Roman"/>
+          <w:sz w:val="24"/>
+          <w:szCs w:val="24"/>
+          <w:rtl w:val="0"/>
+        </w:rPr>
+        <w:t xml:space="preserve">Бо ти Бог милости, ласк і чоловіколюбности, і тобі славу віддаємо: Отцю, і Сину, і Святому Духові, нині і повсякчас, і на віки віків.</w:t>
       </w:r>
     </w:p>
     <w:p>
@@ -19271,17 +19519,21 @@
       </w:pPr>
       <w:r>
         <w:rPr>
-          <w:rFonts w:ascii="Times New Roman" w:hAnsi="Times New Roman"/>
-          <w:i/>
-          <w:color w:val="FF4400"/>
-          <w:sz w:val="24"/>
-        </w:rPr>
-        <w:t>Священик:</w:t>
-      </w:r>
-      <w:r>
-        <w:rPr>
-          <w:rFonts w:ascii="Times New Roman" w:hAnsi="Times New Roman"/>
-          <w:sz w:val="24"/>
+          <w:rFonts w:ascii="Times New Roman" w:cs="Times New Roman" w:eastAsia="Times New Roman" w:hAnsi="Times New Roman"/>
+          <w:i w:val="1"/>
+          <w:color w:val="ff0000"/>
+          <w:sz w:val="24"/>
+          <w:szCs w:val="24"/>
+          <w:rtl w:val="0"/>
+        </w:rPr>
+        <w:t xml:space="preserve">Священик:</w:t>
+      </w:r>
+      <w:r>
+        <w:rPr>
+          <w:rFonts w:ascii="Times New Roman" w:cs="Times New Roman" w:eastAsia="Times New Roman" w:hAnsi="Times New Roman"/>
+          <w:sz w:val="24"/>
+          <w:szCs w:val="24"/>
+          <w:rtl w:val="0"/>
         </w:rPr>
         <w:t xml:space="preserve"> Мир всім.</w:t>
       </w:r>
@@ -19617,19 +19869,33 @@
       </w:pPr>
       <w:r>
         <w:rPr>
-          <w:rFonts w:ascii="Times New Roman" w:hAnsi="Times New Roman"/>
-          <w:i/>
-          <w:color w:val="FF4400"/>
-          <w:sz w:val="24"/>
-        </w:rPr>
-        <w:t>Священик:</w:t>
-      </w:r>
-      <w:r>
-        <w:rPr>
-          <w:rFonts w:ascii="Times New Roman" w:hAnsi="Times New Roman"/>
-          <w:sz w:val="24"/>
-        </w:rPr>
-        <w:t xml:space="preserve"> Благословенний Христос, Бог наш, завжди, нині і повсякчас, і на віки віків.</w:t>
+          <w:rFonts w:ascii="Times New Roman" w:cs="Times New Roman" w:eastAsia="Times New Roman" w:hAnsi="Times New Roman"/>
+          <w:i w:val="1"/>
+          <w:color w:val="ff0000"/>
+          <w:sz w:val="24"/>
+          <w:szCs w:val="24"/>
+          <w:rtl w:val="0"/>
+        </w:rPr>
+        <w:t xml:space="preserve">Священик:</w:t>
+      </w:r>
+      <w:r>
+        <w:rPr>
+          <w:rFonts w:ascii="Times New Roman" w:cs="Times New Roman" w:eastAsia="Times New Roman" w:hAnsi="Times New Roman"/>
+          <w:color w:val="ff0000"/>
+          <w:sz w:val="24"/>
+          <w:szCs w:val="24"/>
+          <w:rtl w:val="0"/>
+        </w:rPr>
+        <w:t xml:space="preserve"> </w:t>
+      </w:r>
+      <w:r>
+        <w:rPr>
+          <w:rFonts w:ascii="Times New Roman" w:cs="Times New Roman" w:eastAsia="Times New Roman" w:hAnsi="Times New Roman"/>
+          <w:sz w:val="24"/>
+          <w:szCs w:val="24"/>
+          <w:rtl w:val="0"/>
+        </w:rPr>
+        <w:t xml:space="preserve">Благословенний Христос, Бог наш, завжди, нині і повсякчас, і на віки віків.</w:t>
       </w:r>
     </w:p>
     <w:p>
@@ -19685,17 +19951,21 @@
       </w:pPr>
       <w:r>
         <w:rPr>
-          <w:rFonts w:ascii="Times New Roman" w:hAnsi="Times New Roman"/>
-          <w:i/>
-          <w:color w:val="FF4400"/>
-          <w:sz w:val="24"/>
-        </w:rPr>
-        <w:t>Священик:</w:t>
-      </w:r>
-      <w:r>
-        <w:rPr>
-          <w:rFonts w:ascii="Times New Roman" w:hAnsi="Times New Roman"/>
-          <w:sz w:val="24"/>
+          <w:rFonts w:ascii="Times New Roman" w:cs="Times New Roman" w:eastAsia="Times New Roman" w:hAnsi="Times New Roman"/>
+          <w:i w:val="1"/>
+          <w:color w:val="ff0000"/>
+          <w:sz w:val="24"/>
+          <w:szCs w:val="24"/>
+          <w:rtl w:val="0"/>
+        </w:rPr>
+        <w:t xml:space="preserve">Священик:</w:t>
+      </w:r>
+      <w:r>
+        <w:rPr>
+          <w:rFonts w:ascii="Times New Roman" w:cs="Times New Roman" w:eastAsia="Times New Roman" w:hAnsi="Times New Roman"/>
+          <w:sz w:val="24"/>
+          <w:szCs w:val="24"/>
+          <w:rtl w:val="0"/>
         </w:rPr>
         <w:t xml:space="preserve"> Пресвята Богородице, спаси нас.</w:t>
       </w:r>
@@ -19743,19 +20013,33 @@
       </w:pPr>
       <w:r>
         <w:rPr>
-          <w:rFonts w:ascii="Times New Roman" w:hAnsi="Times New Roman"/>
-          <w:i/>
-          <w:color w:val="FF4400"/>
-          <w:sz w:val="24"/>
-        </w:rPr>
-        <w:t>Священик:</w:t>
-      </w:r>
-      <w:r>
-        <w:rPr>
-          <w:rFonts w:ascii="Times New Roman" w:hAnsi="Times New Roman"/>
-          <w:sz w:val="24"/>
-        </w:rPr>
-        <w:t xml:space="preserve"> Слава тобі, Христе Боже, надіє наша, слава тобі!</w:t>
+          <w:rFonts w:ascii="Times New Roman" w:cs="Times New Roman" w:eastAsia="Times New Roman" w:hAnsi="Times New Roman"/>
+          <w:i w:val="1"/>
+          <w:color w:val="ff0000"/>
+          <w:sz w:val="24"/>
+          <w:szCs w:val="24"/>
+          <w:rtl w:val="0"/>
+        </w:rPr>
+        <w:t xml:space="preserve">Священик:</w:t>
+      </w:r>
+      <w:r>
+        <w:rPr>
+          <w:rFonts w:ascii="Times New Roman" w:cs="Times New Roman" w:eastAsia="Times New Roman" w:hAnsi="Times New Roman"/>
+          <w:color w:val="ff0000"/>
+          <w:sz w:val="24"/>
+          <w:szCs w:val="24"/>
+          <w:rtl w:val="0"/>
+        </w:rPr>
+        <w:t xml:space="preserve"> </w:t>
+      </w:r>
+      <w:r>
+        <w:rPr>
+          <w:rFonts w:ascii="Times New Roman" w:cs="Times New Roman" w:eastAsia="Times New Roman" w:hAnsi="Times New Roman"/>
+          <w:sz w:val="24"/>
+          <w:szCs w:val="24"/>
+          <w:rtl w:val="0"/>
+        </w:rPr>
+        <w:t xml:space="preserve">Слава тобі, Христе Боже, надіє наша, слава тобі!</w:t>
       </w:r>
     </w:p>
     <w:p>
@@ -19830,37 +20114,34 @@
       </w:r>
     </w:p>
     <w:p>
-      <w:r>
-        <w:rPr>
-          <w:rFonts w:ascii="Times New Roman" w:hAnsi="Times New Roman"/>
-          <w:i/>
-          <w:color w:val="FF4400"/>
-          <w:sz w:val="24"/>
-        </w:rPr>
-        <w:t>Священик:</w:t>
-      </w:r>
-      <w:r>
-        <w:rPr>
-          <w:rFonts w:ascii="Times New Roman" w:hAnsi="Times New Roman"/>
-          <w:sz w:val="24"/>
-        </w:rPr>
-        <w:t xml:space="preserve"> Христос, істинний Бог наш - молитвами пречистої Своєї Матері, силою чесного і животворчого хреста, заступництвом святих славних і всехвальних апостолів, святого, </w:t>
-      </w:r>
-      <w:r>
-        <w:rPr>
-          <w:rFonts w:ascii="Times New Roman" w:hAnsi="Times New Roman"/>
-          <w:i/>
-          <w:color w:val="FF4400"/>
-          <w:sz w:val="24"/>
-        </w:rPr>
-        <w:t>якого є храм</w:t>
-      </w:r>
-      <w:r>
-        <w:rPr>
-          <w:rFonts w:ascii="Times New Roman" w:hAnsi="Times New Roman"/>
-          <w:sz w:val="24"/>
-        </w:rPr>
-        <w:t>, святого мученика Юліана Тарсійського і всіх святих - помилує і спасе нас як благий і людинолюбний.</w:t>
+      <w:pPr>
+        <w:spacing w:after="120" w:lineRule="auto"/>
+        <w:jc w:val="both"/>
+        <w:rPr>
+          <w:rFonts w:ascii="Times New Roman" w:cs="Times New Roman" w:eastAsia="Times New Roman" w:hAnsi="Times New Roman"/>
+          <w:sz w:val="24"/>
+          <w:szCs w:val="24"/>
+        </w:rPr>
+      </w:pPr>
+      <w:r>
+        <w:rPr>
+          <w:rFonts w:ascii="Times New Roman" w:cs="Times New Roman" w:eastAsia="Times New Roman" w:hAnsi="Times New Roman"/>
+          <w:i w:val="1"/>
+          <w:color w:val="ff0000"/>
+          <w:sz w:val="24"/>
+          <w:szCs w:val="24"/>
+          <w:rtl w:val="0"/>
+        </w:rPr>
+        <w:t xml:space="preserve">Священик:</w:t>
+      </w:r>
+      <w:r>
+        <w:rPr>
+          <w:rFonts w:ascii="Times New Roman" w:cs="Times New Roman" w:eastAsia="Times New Roman" w:hAnsi="Times New Roman"/>
+          <w:sz w:val="24"/>
+          <w:szCs w:val="24"/>
+          <w:rtl w:val="0"/>
+        </w:rPr>
+        <w:t xml:space="preserve"> Христос, істинний Бог наш, що в славі вознісся від нас на небо і сів праворуч Бога й Отця, спасіння нашого ради, молитвами пречистої своєї Матері, святих славних і всехвальних апостолів, преподобних і богоносних отців наших, і всіх святих, помилує і спасе нас, як благий і чоловіколюбець.</w:t>
       </w:r>
     </w:p>
     <w:p>
